--- a/zht/docx/016.content.docx
+++ b/zht/docx/016.content.docx
@@ -381,18 +381,12 @@
           <w:lang w:val="zh_TW" w:bidi="zh_TW"/>
         </w:rPr>
       </w:r>
-      <w:hyperlink r:id="rId13">
-        <w:r>
-          <w:rPr>
-            <w:lang w:val="zh_TW" w:bidi="zh_TW"/>
-          </w:rPr>
-          <w:rPr>
-            <w:color w:val="0000EE"/>
-            <w:u w:val="single"/>
-          </w:rPr>
-          <w:t>希伯來書11:32–34</w:t>
-        </w:r>
-      </w:hyperlink>
+      <w:r>
+        <w:rPr>
+          <w:lang w:val="zh_TW" w:bidi="zh_TW"/>
+        </w:rPr>
+        <w:t>希伯來書11:32–34</w:t>
+      </w:r>
     </w:p>
     <w:p>
       <w:pPr>
@@ -405,18 +399,12 @@
           <w:lang w:val="zh_TW" w:bidi="zh_TW"/>
         </w:rPr>
       </w:r>
-      <w:hyperlink r:id="rId14">
-        <w:r>
-          <w:rPr>
-            <w:lang w:val="zh_TW" w:bidi="zh_TW"/>
-          </w:rPr>
-          <w:rPr>
-            <w:color w:val="0000EE"/>
-            <w:u w:val="single"/>
-          </w:rPr>
-          <w:t>士師記13:25</w:t>
-        </w:r>
-      </w:hyperlink>
+      <w:r>
+        <w:rPr>
+          <w:lang w:val="zh_TW" w:bidi="zh_TW"/>
+        </w:rPr>
+        <w:t>士師記13:25</w:t>
+      </w:r>
     </w:p>
     <w:p>
       <w:pPr>
@@ -429,18 +417,12 @@
           <w:lang w:val="zh_TW" w:bidi="zh_TW"/>
         </w:rPr>
       </w:r>
-      <w:hyperlink r:id="rId15">
-        <w:r>
-          <w:rPr>
-            <w:lang w:val="zh_TW" w:bidi="zh_TW"/>
-          </w:rPr>
-          <w:rPr>
-            <w:color w:val="0000EE"/>
-            <w:u w:val="single"/>
-          </w:rPr>
-          <w:t>士師記16:2</w:t>
-        </w:r>
-      </w:hyperlink>
+      <w:r>
+        <w:rPr>
+          <w:lang w:val="zh_TW" w:bidi="zh_TW"/>
+        </w:rPr>
+        <w:t>士師記16:2</w:t>
+      </w:r>
     </w:p>
     <w:p>
       <w:pPr>
@@ -453,18 +435,12 @@
           <w:lang w:val="zh_TW" w:bidi="zh_TW"/>
         </w:rPr>
       </w:r>
-      <w:hyperlink r:id="rId16">
-        <w:r>
-          <w:rPr>
-            <w:lang w:val="zh_TW" w:bidi="zh_TW"/>
-          </w:rPr>
-          <w:rPr>
-            <w:color w:val="0000EE"/>
-            <w:u w:val="single"/>
-          </w:rPr>
-          <w:t>士師記16:31</w:t>
-        </w:r>
-      </w:hyperlink>
+      <w:r>
+        <w:rPr>
+          <w:lang w:val="zh_TW" w:bidi="zh_TW"/>
+        </w:rPr>
+        <w:t>士師記16:31</w:t>
+      </w:r>
     </w:p>
     <w:p>
       <w:pPr>

--- a/zht/docx/016.content.docx
+++ b/zht/docx/016.content.docx
@@ -320,19 +320,7 @@
         <w:rPr>
           <w:lang w:val="zh_TW" w:bidi="zh_TW"/>
         </w:rPr>
-        <w:t>（另見：</w:t>
-      </w:r>
-      <w:r>
-        <w:rPr>
-          <w:lang w:val="zh_TW" w:bidi="zh_TW"/>
-        </w:rPr>
-        <w:t>拯救</w:t>
-      </w:r>
-      <w:r>
-        <w:rPr>
-          <w:lang w:val="zh_TW" w:bidi="zh_TW"/>
-        </w:rPr>
-        <w:t>、</w:t>
+        <w:t>（另見：拯救、</w:t>
       </w:r>
       <w:r>
         <w:rPr>
